--- a/resources/systems/procedures/classroom/attention-getter-lower-grades.docx
+++ b/resources/systems/procedures/classroom/attention-getter-lower-grades.docx
@@ -1590,7 +1590,7 @@
           <w:szCs w:val="28"/>
           <w:rtl w:val="0"/>
         </w:rPr>
-        <w:t xml:space="preserve">Teaching the Attention-Getter: Sample Script</w:t>
+        <w:t>Teaching the Attention-Getter: Script</w:t>
       </w:r>
       <w:r>
         <w:rPr>
@@ -1618,17 +1618,16 @@
           <w:szCs w:val="18"/>
           <w:rtl w:val="0"/>
         </w:rPr>
-        <w:t xml:space="preserve">This is a sample script.  </w:t>
-      </w:r>
-      <w:r>
-        <w:rPr>
-          <w:rFonts w:ascii="Calibri" w:cs="Calibri" w:eastAsia="Calibri" w:hAnsi="Calibri"/>
-          <w:color w:val="262626"/>
-          <w:sz w:val="18"/>
-          <w:szCs w:val="18"/>
-          <w:rtl w:val="0"/>
-        </w:rPr>
-        <w:t xml:space="preserve">It's meant to be taught, not read verbatim — add your own class's language, examples, and personality before you use it. This example uses the call-and-response cue; swap in the countdown if that's your room's choice.</w:t>
+        <w:t>Use this script to teach the routine. It uses the call-and-response cue. Rooms that use the countdown teach the same steps with the countdown.</w:t>
+      </w:r>
+      <w:r>
+        <w:rPr>
+          <w:rFonts w:ascii="Calibri" w:cs="Calibri" w:eastAsia="Calibri" w:hAnsi="Calibri"/>
+          <w:color w:val="262626"/>
+          <w:sz w:val="18"/>
+          <w:szCs w:val="18"/>
+          <w:rtl w:val="0"/>
+        </w:rPr>
       </w:r>
       <w:r>
         <w:rPr>
@@ -2401,7 +2400,7 @@
           <w:szCs w:val="15"/>
           <w:rtl w:val="0"/>
         </w:rPr>
-        <w:t xml:space="preserve">Personalize before you teach it: pick one cue (countdown or call-and-response) and hold it all year.</w:t>
+        <w:t>Set before Day 1: one cue (countdown or call-and-response), held all year.</w:t>
       </w:r>
       <w:r>
         <w:rPr>
